--- a/Notes/Chinese/面向小目标检测的改进YOLOv8 算法研究.docx
+++ b/Notes/Chinese/面向小目标检测的改进YOLOv8 算法研究.docx
@@ -71,7 +71,7 @@
           <w:sz w:val="24"/>
           <w:szCs w:val="24"/>
         </w:rPr>
-        <w:t>20230年 05月03日</w:t>
+        <w:t>2023年 05月03日</w:t>
       </w:r>
       <w:r>
         <w:rPr>
@@ -415,7 +415,7 @@
         </w:tabs>
         <w:spacing w:line="360" w:lineRule="auto"/>
         <w:rPr>
-          <w:rFonts w:asciiTheme="majorEastAsia" w:eastAsiaTheme="majorEastAsia" w:hAnsiTheme="majorEastAsia"/>
+          <w:rFonts w:asciiTheme="majorEastAsia" w:eastAsiaTheme="majorEastAsia" w:hAnsiTheme="majorEastAsia" w:hint="eastAsia"/>
           <w:sz w:val="24"/>
           <w:szCs w:val="24"/>
         </w:rPr>
@@ -436,7 +436,7 @@
         </w:tabs>
         <w:spacing w:line="360" w:lineRule="auto"/>
         <w:rPr>
-          <w:rFonts w:asciiTheme="majorEastAsia" w:eastAsiaTheme="majorEastAsia" w:hAnsiTheme="majorEastAsia"/>
+          <w:rFonts w:asciiTheme="majorEastAsia" w:eastAsiaTheme="majorEastAsia" w:hAnsiTheme="majorEastAsia" w:hint="eastAsia"/>
           <w:sz w:val="24"/>
           <w:szCs w:val="24"/>
         </w:rPr>
@@ -639,7 +639,7 @@
         </w:tabs>
         <w:spacing w:line="360" w:lineRule="auto"/>
         <w:rPr>
-          <w:rFonts w:asciiTheme="majorEastAsia" w:eastAsiaTheme="majorEastAsia" w:hAnsiTheme="majorEastAsia"/>
+          <w:rFonts w:asciiTheme="majorEastAsia" w:eastAsiaTheme="majorEastAsia" w:hAnsiTheme="majorEastAsia" w:hint="eastAsia"/>
           <w:sz w:val="24"/>
           <w:szCs w:val="24"/>
         </w:rPr>
@@ -983,7 +983,7 @@
     <w:p>
       <w:pPr>
         <w:rPr>
-          <w:rFonts w:asciiTheme="majorEastAsia" w:eastAsiaTheme="majorEastAsia" w:hAnsiTheme="majorEastAsia"/>
+          <w:rFonts w:asciiTheme="majorEastAsia" w:eastAsiaTheme="majorEastAsia" w:hAnsiTheme="majorEastAsia" w:hint="eastAsia"/>
           <w:sz w:val="24"/>
           <w:szCs w:val="24"/>
         </w:rPr>
@@ -1060,7 +1060,7 @@
     <w:p>
       <w:pPr>
         <w:rPr>
-          <w:rFonts w:asciiTheme="majorEastAsia" w:eastAsiaTheme="majorEastAsia" w:hAnsiTheme="majorEastAsia"/>
+          <w:rFonts w:asciiTheme="majorEastAsia" w:eastAsiaTheme="majorEastAsia" w:hAnsiTheme="majorEastAsia" w:hint="eastAsia"/>
           <w:sz w:val="24"/>
           <w:szCs w:val="24"/>
         </w:rPr>
@@ -1113,7 +1113,7 @@
     <w:p>
       <w:pPr>
         <w:rPr>
-          <w:rFonts w:asciiTheme="majorEastAsia" w:eastAsiaTheme="majorEastAsia" w:hAnsiTheme="majorEastAsia"/>
+          <w:rFonts w:asciiTheme="majorEastAsia" w:eastAsiaTheme="majorEastAsia" w:hAnsiTheme="majorEastAsia" w:hint="eastAsia"/>
           <w:sz w:val="24"/>
           <w:szCs w:val="24"/>
         </w:rPr>
@@ -1230,7 +1230,7 @@
     <w:p>
       <w:pPr>
         <w:rPr>
-          <w:rFonts w:asciiTheme="majorEastAsia" w:eastAsiaTheme="majorEastAsia" w:hAnsiTheme="majorEastAsia"/>
+          <w:rFonts w:asciiTheme="majorEastAsia" w:eastAsiaTheme="majorEastAsia" w:hAnsiTheme="majorEastAsia" w:hint="eastAsia"/>
           <w:sz w:val="24"/>
           <w:szCs w:val="24"/>
         </w:rPr>
@@ -2765,6 +2765,7 @@
   <w:style w:type="character" w:default="1" w:styleId="a0">
     <w:name w:val="Default Paragraph Font"/>
     <w:uiPriority w:val="1"/>
+    <w:semiHidden/>
     <w:unhideWhenUsed/>
   </w:style>
   <w:style w:type="table" w:default="1" w:styleId="a1">
